--- a/00_overview/总项目介绍_详细版.docx
+++ b/00_overview/总项目介绍_详细版.docx
@@ -16,6 +16,34 @@
       </w:pPr>
       <w:r>
         <w:t>详细版  整体架构 操作顺序与问题复盘  2026年10月17日</w:t>
+      </w:r>
+    </w:p>
+    <w:p>
+      <w:pPr>
+        <w:pStyle w:val="Heading1"/>
+      </w:pPr>
+      <w:r>
+        <w:t>硬件采购与供电基础</w:t>
+      </w:r>
+    </w:p>
+    <w:p>
+      <w:r>
+        <w:t>两台设备都是只有一个千兆网口的 J1900 工控小主机。个人服务器使用 8 GB DDR3 内存、64 GB mSATA SSD 和 DC 19 V 电源，运行 Debian；软路由使用 2 GB DDR3 内存、32 GB mSATA SSD 和 DC 12 V 电源，运行 OpenWrt。主机相关费用按原记录为 100 + 95 + 50 = 245 元，三笔金额没有逐项对应说明。</w:t>
+      </w:r>
+    </w:p>
+    <w:p>
+      <w:r>
+        <w:t>校园网按本人的使用记录没有共享检测，因此购入中兴 E8822 电信定制版千兆路由器作为主路由。其管理后台使用体验不佳。单网口 OpenWrt 采用旁路由接法，需要调控的设备通过相应网关、DNS 或路由配置接入。另购 TL-SG1008M 交换机扩展接口，实际发现主路由 LAN 口够用时可以省去。</w:t>
+      </w:r>
+    </w:p>
+    <w:p>
+      <w:r>
+        <w:t>网络支出为交换机 29 元、4 根网线共 1.8 × 4 = 7.2 元、路由器 20 元，合计 56.2 元。主机与网络已知费用共 301.2 元，不含尚未记录价格的供电配件。</w:t>
+      </w:r>
+    </w:p>
+    <w:p>
+      <w:r>
+        <w:t>供电以 12 V 为主：可调电源设为 12 V 后给主路由与 OpenWrt 主机供电；交换机通过 12 V 转 9 V 模块供电；Debian 主机使用独立 19 V 电源。实际接线按设备铭牌核对电压、极性、接口和电流需求。完整配置对照、接线关系与费用表见 04_hardware 中的土豆的服务器和软路由详细版。</w:t>
       </w:r>
     </w:p>
     <w:p>
@@ -1141,6 +1169,83 @@
                 <w:b w:val="0"/>
                 <w:sz w:val="18"/>
               </w:rPr>
+              <w:t>04_hardware</w:t>
+            </w:r>
+          </w:p>
+        </w:tc>
+        <w:tc>
+          <w:tcPr>
+            <w:tcW w:type="dxa" w:w="3234"/>
+            <w:vAlign w:val="center"/>
+            <w:tcMar>
+              <w:top w:w="85" w:type="dxa"/>
+              <w:bottom w:w="85" w:type="dxa"/>
+              <w:left w:w="85" w:type="dxa"/>
+              <w:right w:w="85" w:type="dxa"/>
+            </w:tcMar>
+          </w:tcPr>
+          <w:p>
+            <w:pPr>
+              <w:spacing w:after="60" w:before="60" w:line="269" w:lineRule="auto"/>
+            </w:pPr>
+            <w:r>
+              <w:rPr>
+                <w:b w:val="0"/>
+                <w:sz w:val="18"/>
+              </w:rPr>
+              <w:t>硬件 网络与供电两版</w:t>
+            </w:r>
+          </w:p>
+        </w:tc>
+        <w:tc>
+          <w:tcPr>
+            <w:tcW w:type="dxa" w:w="3696"/>
+            <w:vAlign w:val="center"/>
+            <w:tcMar>
+              <w:top w:w="85" w:type="dxa"/>
+              <w:bottom w:w="85" w:type="dxa"/>
+              <w:left w:w="85" w:type="dxa"/>
+              <w:right w:w="85" w:type="dxa"/>
+            </w:tcMar>
+          </w:tcPr>
+          <w:p>
+            <w:pPr>
+              <w:spacing w:after="60" w:before="60" w:line="269" w:lineRule="auto"/>
+            </w:pPr>
+            <w:r>
+              <w:rPr>
+                <w:b w:val="0"/>
+                <w:sz w:val="18"/>
+              </w:rPr>
+              <w:t>了解采购与物理接线</w:t>
+            </w:r>
+          </w:p>
+        </w:tc>
+      </w:tr>
+      <w:tr>
+        <w:trPr>
+          <w:cantSplit/>
+        </w:trPr>
+        <w:tc>
+          <w:tcPr>
+            <w:tcW w:type="dxa" w:w="2310"/>
+            <w:vAlign w:val="center"/>
+            <w:tcMar>
+              <w:top w:w="85" w:type="dxa"/>
+              <w:bottom w:w="85" w:type="dxa"/>
+              <w:left w:w="85" w:type="dxa"/>
+              <w:right w:w="85" w:type="dxa"/>
+            </w:tcMar>
+          </w:tcPr>
+          <w:p>
+            <w:pPr>
+              <w:spacing w:after="60" w:before="60" w:line="269" w:lineRule="auto"/>
+            </w:pPr>
+            <w:r>
+              <w:rPr>
+                <w:b w:val="0"/>
+                <w:sz w:val="18"/>
+              </w:rPr>
               <w:t>01_server_net</w:t>
             </w:r>
           </w:p>
